--- a/generated/sources/internal_comms/store_visit_reports/2026-09-29_SYD01_visit_DLim.docx
+++ b/generated/sources/internal_comms/store_visit_reports/2026-09-29_SYD01_visit_DLim.docx
@@ -262,12 +262,12 @@
     <w:p/>
     <w:p>
       <w:r>
-        <w:t>Weather 22-25 deg, full spring. Store is full of heavy down from the FW buy and the replenishment keeps sending more Maya/Maire/Hermine. Stockroom is packed, we counted 140+ down jackets.</w:t>
+        <w:t>Weather 22-25 deg, full spring. Store is full of heavy down from the FW buy and the replenishment keeps sending more Nova/Aurea/Liviana. Stockroom is packed, we counted 140+ down jackets.</w:t>
       </w:r>
     </w:p>
     <w:p>
       <w:r>
-        <w:t>Clients walk in asking for polos, logo tees, caps, light jackets (Marin style), we are out of most tees in M and L.</w:t>
+        <w:t>Clients walk in asking for polos, logo tees, caps, light jackets (Mario style), we are out of most tees in M and L.</w:t>
       </w:r>
     </w:p>
     <w:p>
@@ -282,7 +282,7 @@
     </w:p>
     <w:p>
       <w:r>
-        <w:t>TIB: first zip return yesterday.</w:t>
+        <w:t>VEL: first zip return yesterday.</w:t>
       </w:r>
     </w:p>
     <w:p>
